--- a/Top20_Startup_Incubators_India.docx
+++ b/Top20_Startup_Incubators_India.docx
@@ -363,7 +363,25 @@
           <w:sz w:val="19"/>
           <w:szCs w:val="19"/>
         </w:rPr>
-        <w:t>The starting universe was Inc42's published list of 200+ startup incubators operating in India</w:t>
+        <w:t xml:space="preserve">The starting universe was Inc42's published list of </w:t>
+      </w:r>
+      <w:r>
+        <w:rPr>
+          <w:rFonts w:ascii="Bahnschrift Light" w:eastAsia="Calibri" w:hAnsi="Bahnschrift Light" w:cs="Calibri"/>
+          <w:color w:val="000000" w:themeColor="text1"/>
+          <w:sz w:val="19"/>
+          <w:szCs w:val="19"/>
+        </w:rPr>
+        <w:t>110</w:t>
+      </w:r>
+      <w:r>
+        <w:rPr>
+          <w:rFonts w:ascii="Bahnschrift Light" w:eastAsia="Calibri" w:hAnsi="Bahnschrift Light" w:cs="Calibri"/>
+          <w:color w:val="000000" w:themeColor="text1"/>
+          <w:sz w:val="19"/>
+          <w:szCs w:val="19"/>
+        </w:rPr>
+        <w:t>+ startup incubators operating in India</w:t>
       </w:r>
       <w:r>
         <w:rPr>
@@ -483,16 +501,7 @@
           <w:sz w:val="19"/>
           <w:szCs w:val="19"/>
         </w:rPr>
-        <w:t xml:space="preserve"> </w:t>
-      </w:r>
-      <w:r>
-        <w:rPr>
-          <w:rFonts w:ascii="Bahnschrift Light" w:eastAsia="Calibri" w:hAnsi="Bahnschrift Light" w:cs="Calibri"/>
-          <w:color w:val="000000" w:themeColor="text1"/>
-          <w:sz w:val="19"/>
-          <w:szCs w:val="19"/>
-        </w:rPr>
-        <w:t>exit track record, capital and portfolio quality carry the most weight; diversity and sectoral fit the least, since the reference startup is sector-agnostic.</w:t>
+        <w:t xml:space="preserve"> exit track record, capital and portfolio quality carry the most weight; diversity and sectoral fit the least, since the reference startup is sector-agnostic.</w:t>
       </w:r>
     </w:p>
     <w:tbl>
@@ -520,12 +529,6 @@
         <w:gridCol w:w="4130"/>
       </w:tblGrid>
       <w:tr>
-        <w:tblPrEx>
-          <w:tblCellMar>
-            <w:top w:w="0" w:type="dxa"/>
-            <w:bottom w:w="0" w:type="dxa"/>
-          </w:tblCellMar>
-        </w:tblPrEx>
         <w:trPr>
           <w:tblHeader/>
         </w:trPr>
@@ -716,12 +719,6 @@
         </w:tc>
       </w:tr>
       <w:tr>
-        <w:tblPrEx>
-          <w:tblCellMar>
-            <w:top w:w="0" w:type="dxa"/>
-            <w:bottom w:w="0" w:type="dxa"/>
-          </w:tblCellMar>
-        </w:tblPrEx>
         <w:tc>
           <w:tcPr>
             <w:tcW w:w="400" w:type="dxa"/>
@@ -903,12 +900,6 @@
         </w:tc>
       </w:tr>
       <w:tr>
-        <w:tblPrEx>
-          <w:tblCellMar>
-            <w:top w:w="0" w:type="dxa"/>
-            <w:bottom w:w="0" w:type="dxa"/>
-          </w:tblCellMar>
-        </w:tblPrEx>
         <w:tc>
           <w:tcPr>
             <w:tcW w:w="400" w:type="dxa"/>
@@ -1090,12 +1081,6 @@
         </w:tc>
       </w:tr>
       <w:tr>
-        <w:tblPrEx>
-          <w:tblCellMar>
-            <w:top w:w="0" w:type="dxa"/>
-            <w:bottom w:w="0" w:type="dxa"/>
-          </w:tblCellMar>
-        </w:tblPrEx>
         <w:tc>
           <w:tcPr>
             <w:tcW w:w="400" w:type="dxa"/>
@@ -1277,12 +1262,6 @@
         </w:tc>
       </w:tr>
       <w:tr>
-        <w:tblPrEx>
-          <w:tblCellMar>
-            <w:top w:w="0" w:type="dxa"/>
-            <w:bottom w:w="0" w:type="dxa"/>
-          </w:tblCellMar>
-        </w:tblPrEx>
         <w:tc>
           <w:tcPr>
             <w:tcW w:w="400" w:type="dxa"/>
@@ -1464,12 +1443,6 @@
         </w:tc>
       </w:tr>
       <w:tr>
-        <w:tblPrEx>
-          <w:tblCellMar>
-            <w:top w:w="0" w:type="dxa"/>
-            <w:bottom w:w="0" w:type="dxa"/>
-          </w:tblCellMar>
-        </w:tblPrEx>
         <w:tc>
           <w:tcPr>
             <w:tcW w:w="400" w:type="dxa"/>
@@ -1651,12 +1624,6 @@
         </w:tc>
       </w:tr>
       <w:tr>
-        <w:tblPrEx>
-          <w:tblCellMar>
-            <w:top w:w="0" w:type="dxa"/>
-            <w:bottom w:w="0" w:type="dxa"/>
-          </w:tblCellMar>
-        </w:tblPrEx>
         <w:tc>
           <w:tcPr>
             <w:tcW w:w="400" w:type="dxa"/>
@@ -1838,12 +1805,6 @@
         </w:tc>
       </w:tr>
       <w:tr>
-        <w:tblPrEx>
-          <w:tblCellMar>
-            <w:top w:w="0" w:type="dxa"/>
-            <w:bottom w:w="0" w:type="dxa"/>
-          </w:tblCellMar>
-        </w:tblPrEx>
         <w:tc>
           <w:tcPr>
             <w:tcW w:w="400" w:type="dxa"/>
@@ -2025,12 +1986,6 @@
         </w:tc>
       </w:tr>
       <w:tr>
-        <w:tblPrEx>
-          <w:tblCellMar>
-            <w:top w:w="0" w:type="dxa"/>
-            <w:bottom w:w="0" w:type="dxa"/>
-          </w:tblCellMar>
-        </w:tblPrEx>
         <w:tc>
           <w:tcPr>
             <w:tcW w:w="400" w:type="dxa"/>
@@ -2212,12 +2167,6 @@
         </w:tc>
       </w:tr>
       <w:tr>
-        <w:tblPrEx>
-          <w:tblCellMar>
-            <w:top w:w="0" w:type="dxa"/>
-            <w:bottom w:w="0" w:type="dxa"/>
-          </w:tblCellMar>
-        </w:tblPrEx>
         <w:tc>
           <w:tcPr>
             <w:tcW w:w="400" w:type="dxa"/>
@@ -2399,12 +2348,6 @@
         </w:tc>
       </w:tr>
       <w:tr>
-        <w:tblPrEx>
-          <w:tblCellMar>
-            <w:top w:w="0" w:type="dxa"/>
-            <w:bottom w:w="0" w:type="dxa"/>
-          </w:tblCellMar>
-        </w:tblPrEx>
         <w:tc>
           <w:tcPr>
             <w:tcW w:w="400" w:type="dxa"/>
@@ -2744,16 +2687,7 @@
           <w:sz w:val="19"/>
           <w:szCs w:val="19"/>
         </w:rPr>
-        <w:t xml:space="preserve"> rather than audited or first-party disclosures. </w:t>
-      </w:r>
-      <w:r>
-        <w:rPr>
-          <w:rFonts w:ascii="Bahnschrift Light" w:eastAsia="Calibri" w:hAnsi="Bahnschrift Light" w:cs="Calibri"/>
-          <w:color w:val="000000" w:themeColor="text1"/>
-          <w:sz w:val="19"/>
-          <w:szCs w:val="19"/>
-        </w:rPr>
-        <w:t>Scores should therefore be read as a directional, comparative ranking, not an audited statistic.</w:t>
+        <w:t xml:space="preserve"> rather than audited or first-party disclosures. Scores should therefore be read as a directional, comparative ranking, not an audited statistic.</w:t>
       </w:r>
     </w:p>
     <w:p>
@@ -2802,12 +2736,6 @@
         <w:gridCol w:w="1300"/>
       </w:tblGrid>
       <w:tr>
-        <w:tblPrEx>
-          <w:tblCellMar>
-            <w:top w:w="0" w:type="dxa"/>
-            <w:bottom w:w="0" w:type="dxa"/>
-          </w:tblCellMar>
-        </w:tblPrEx>
         <w:trPr>
           <w:tblHeader/>
         </w:trPr>
@@ -2961,12 +2889,6 @@
         </w:tc>
       </w:tr>
       <w:tr>
-        <w:tblPrEx>
-          <w:tblCellMar>
-            <w:top w:w="0" w:type="dxa"/>
-            <w:bottom w:w="0" w:type="dxa"/>
-          </w:tblCellMar>
-        </w:tblPrEx>
         <w:tc>
           <w:tcPr>
             <w:tcW w:w="500" w:type="dxa"/>
@@ -3113,12 +3035,6 @@
         </w:tc>
       </w:tr>
       <w:tr>
-        <w:tblPrEx>
-          <w:tblCellMar>
-            <w:top w:w="0" w:type="dxa"/>
-            <w:bottom w:w="0" w:type="dxa"/>
-          </w:tblCellMar>
-        </w:tblPrEx>
         <w:tc>
           <w:tcPr>
             <w:tcW w:w="500" w:type="dxa"/>
@@ -3265,12 +3181,6 @@
         </w:tc>
       </w:tr>
       <w:tr>
-        <w:tblPrEx>
-          <w:tblCellMar>
-            <w:top w:w="0" w:type="dxa"/>
-            <w:bottom w:w="0" w:type="dxa"/>
-          </w:tblCellMar>
-        </w:tblPrEx>
         <w:tc>
           <w:tcPr>
             <w:tcW w:w="500" w:type="dxa"/>
@@ -3417,12 +3327,6 @@
         </w:tc>
       </w:tr>
       <w:tr>
-        <w:tblPrEx>
-          <w:tblCellMar>
-            <w:top w:w="0" w:type="dxa"/>
-            <w:bottom w:w="0" w:type="dxa"/>
-          </w:tblCellMar>
-        </w:tblPrEx>
         <w:tc>
           <w:tcPr>
             <w:tcW w:w="500" w:type="dxa"/>
@@ -3569,12 +3473,6 @@
         </w:tc>
       </w:tr>
       <w:tr>
-        <w:tblPrEx>
-          <w:tblCellMar>
-            <w:top w:w="0" w:type="dxa"/>
-            <w:bottom w:w="0" w:type="dxa"/>
-          </w:tblCellMar>
-        </w:tblPrEx>
         <w:tc>
           <w:tcPr>
             <w:tcW w:w="500" w:type="dxa"/>
@@ -3721,12 +3619,6 @@
         </w:tc>
       </w:tr>
       <w:tr>
-        <w:tblPrEx>
-          <w:tblCellMar>
-            <w:top w:w="0" w:type="dxa"/>
-            <w:bottom w:w="0" w:type="dxa"/>
-          </w:tblCellMar>
-        </w:tblPrEx>
         <w:tc>
           <w:tcPr>
             <w:tcW w:w="500" w:type="dxa"/>
@@ -3873,12 +3765,6 @@
         </w:tc>
       </w:tr>
       <w:tr>
-        <w:tblPrEx>
-          <w:tblCellMar>
-            <w:top w:w="0" w:type="dxa"/>
-            <w:bottom w:w="0" w:type="dxa"/>
-          </w:tblCellMar>
-        </w:tblPrEx>
         <w:tc>
           <w:tcPr>
             <w:tcW w:w="500" w:type="dxa"/>
@@ -4025,12 +3911,6 @@
         </w:tc>
       </w:tr>
       <w:tr>
-        <w:tblPrEx>
-          <w:tblCellMar>
-            <w:top w:w="0" w:type="dxa"/>
-            <w:bottom w:w="0" w:type="dxa"/>
-          </w:tblCellMar>
-        </w:tblPrEx>
         <w:tc>
           <w:tcPr>
             <w:tcW w:w="500" w:type="dxa"/>
@@ -4177,12 +4057,6 @@
         </w:tc>
       </w:tr>
       <w:tr>
-        <w:tblPrEx>
-          <w:tblCellMar>
-            <w:top w:w="0" w:type="dxa"/>
-            <w:bottom w:w="0" w:type="dxa"/>
-          </w:tblCellMar>
-        </w:tblPrEx>
         <w:tc>
           <w:tcPr>
             <w:tcW w:w="500" w:type="dxa"/>
@@ -4329,12 +4203,6 @@
         </w:tc>
       </w:tr>
       <w:tr>
-        <w:tblPrEx>
-          <w:tblCellMar>
-            <w:top w:w="0" w:type="dxa"/>
-            <w:bottom w:w="0" w:type="dxa"/>
-          </w:tblCellMar>
-        </w:tblPrEx>
         <w:tc>
           <w:tcPr>
             <w:tcW w:w="500" w:type="dxa"/>
@@ -4481,12 +4349,6 @@
         </w:tc>
       </w:tr>
       <w:tr>
-        <w:tblPrEx>
-          <w:tblCellMar>
-            <w:top w:w="0" w:type="dxa"/>
-            <w:bottom w:w="0" w:type="dxa"/>
-          </w:tblCellMar>
-        </w:tblPrEx>
         <w:tc>
           <w:tcPr>
             <w:tcW w:w="500" w:type="dxa"/>
@@ -4633,12 +4495,6 @@
         </w:tc>
       </w:tr>
       <w:tr>
-        <w:tblPrEx>
-          <w:tblCellMar>
-            <w:top w:w="0" w:type="dxa"/>
-            <w:bottom w:w="0" w:type="dxa"/>
-          </w:tblCellMar>
-        </w:tblPrEx>
         <w:tc>
           <w:tcPr>
             <w:tcW w:w="500" w:type="dxa"/>
@@ -4785,12 +4641,6 @@
         </w:tc>
       </w:tr>
       <w:tr>
-        <w:tblPrEx>
-          <w:tblCellMar>
-            <w:top w:w="0" w:type="dxa"/>
-            <w:bottom w:w="0" w:type="dxa"/>
-          </w:tblCellMar>
-        </w:tblPrEx>
         <w:tc>
           <w:tcPr>
             <w:tcW w:w="500" w:type="dxa"/>
@@ -4948,12 +4798,6 @@
         </w:tc>
       </w:tr>
       <w:tr>
-        <w:tblPrEx>
-          <w:tblCellMar>
-            <w:top w:w="0" w:type="dxa"/>
-            <w:bottom w:w="0" w:type="dxa"/>
-          </w:tblCellMar>
-        </w:tblPrEx>
         <w:tc>
           <w:tcPr>
             <w:tcW w:w="500" w:type="dxa"/>
@@ -5100,12 +4944,6 @@
         </w:tc>
       </w:tr>
       <w:tr>
-        <w:tblPrEx>
-          <w:tblCellMar>
-            <w:top w:w="0" w:type="dxa"/>
-            <w:bottom w:w="0" w:type="dxa"/>
-          </w:tblCellMar>
-        </w:tblPrEx>
         <w:tc>
           <w:tcPr>
             <w:tcW w:w="500" w:type="dxa"/>
@@ -5252,12 +5090,6 @@
         </w:tc>
       </w:tr>
       <w:tr>
-        <w:tblPrEx>
-          <w:tblCellMar>
-            <w:top w:w="0" w:type="dxa"/>
-            <w:bottom w:w="0" w:type="dxa"/>
-          </w:tblCellMar>
-        </w:tblPrEx>
         <w:tc>
           <w:tcPr>
             <w:tcW w:w="500" w:type="dxa"/>
@@ -5404,12 +5236,6 @@
         </w:tc>
       </w:tr>
       <w:tr>
-        <w:tblPrEx>
-          <w:tblCellMar>
-            <w:top w:w="0" w:type="dxa"/>
-            <w:bottom w:w="0" w:type="dxa"/>
-          </w:tblCellMar>
-        </w:tblPrEx>
         <w:tc>
           <w:tcPr>
             <w:tcW w:w="500" w:type="dxa"/>
@@ -5556,12 +5382,6 @@
         </w:tc>
       </w:tr>
       <w:tr>
-        <w:tblPrEx>
-          <w:tblCellMar>
-            <w:top w:w="0" w:type="dxa"/>
-            <w:bottom w:w="0" w:type="dxa"/>
-          </w:tblCellMar>
-        </w:tblPrEx>
         <w:tc>
           <w:tcPr>
             <w:tcW w:w="500" w:type="dxa"/>
@@ -5708,12 +5528,6 @@
         </w:tc>
       </w:tr>
       <w:tr>
-        <w:tblPrEx>
-          <w:tblCellMar>
-            <w:top w:w="0" w:type="dxa"/>
-            <w:bottom w:w="0" w:type="dxa"/>
-          </w:tblCellMar>
-        </w:tblPrEx>
         <w:tc>
           <w:tcPr>
             <w:tcW w:w="500" w:type="dxa"/>
@@ -5860,12 +5674,6 @@
         </w:tc>
       </w:tr>
       <w:tr>
-        <w:tblPrEx>
-          <w:tblCellMar>
-            <w:top w:w="0" w:type="dxa"/>
-            <w:bottom w:w="0" w:type="dxa"/>
-          </w:tblCellMar>
-        </w:tblPrEx>
         <w:tc>
           <w:tcPr>
             <w:tcW w:w="500" w:type="dxa"/>
@@ -6027,7 +5835,25 @@
           <w:sz w:val="19"/>
           <w:szCs w:val="19"/>
         </w:rPr>
-        <w:t>Full parameter-level data, normalized scores and sourcing for all 20 incubators (and the underlying 200+ long-list) are provided in the accompanying spreadsheet.</w:t>
+        <w:t xml:space="preserve">Full parameter-level data, normalized scores and sourcing for all 20 incubators (and the underlying </w:t>
+      </w:r>
+      <w:r>
+        <w:rPr>
+          <w:rFonts w:ascii="Bahnschrift Light" w:eastAsia="Calibri" w:hAnsi="Bahnschrift Light" w:cs="Calibri"/>
+          <w:color w:val="000000" w:themeColor="text1"/>
+          <w:sz w:val="19"/>
+          <w:szCs w:val="19"/>
+        </w:rPr>
+        <w:t>110</w:t>
+      </w:r>
+      <w:r>
+        <w:rPr>
+          <w:rFonts w:ascii="Bahnschrift Light" w:eastAsia="Calibri" w:hAnsi="Bahnschrift Light" w:cs="Calibri"/>
+          <w:color w:val="000000" w:themeColor="text1"/>
+          <w:sz w:val="19"/>
+          <w:szCs w:val="19"/>
+        </w:rPr>
+        <w:t>+ long-list) are provided in the accompanying spreadsheet.</w:t>
       </w:r>
     </w:p>
     <w:p>
@@ -6230,7 +6056,12 @@
     </w:p>
     <w:p>
       <w:pPr>
-        <w:spacing w:before="40" w:after="80"/>
+        <w:pStyle w:val="ListParagraph"/>
+        <w:numPr>
+          <w:ilvl w:val="0"/>
+          <w:numId w:val="1"/>
+        </w:numPr>
+        <w:spacing w:after="40"/>
         <w:rPr>
           <w:rFonts w:ascii="Bahnschrift Light" w:hAnsi="Bahnschrift Light"/>
           <w:color w:val="000000" w:themeColor="text1"/>
@@ -6238,31 +6069,20 @@
       </w:pPr>
       <w:r>
         <w:rPr>
-          <w:rFonts w:ascii="Bahnschrift Light" w:eastAsia="Calibri" w:hAnsi="Bahnschrift Light" w:cs="Calibri"/>
-          <w:color w:val="000000" w:themeColor="text1"/>
-          <w:sz w:val="19"/>
-          <w:szCs w:val="19"/>
-        </w:rPr>
-        <w:t>In short: the top 20 order is a defensible, data-driven starting shortlist for a generalist, relocation-flexible startup</w:t>
+          <w:rFonts w:ascii="Bahnschrift Light" w:hAnsi="Bahnschrift Light"/>
+          <w:color w:val="000000" w:themeColor="text1"/>
+        </w:rPr>
+        <w:t>IAN Incubator was excluded from the final ranking because its reported capital-deployment figure was not sufficiently comparable with the capital figures reported by conventional incubator programs; it was therefore retained in the underlying dataset for transparency but excluded from the final shortlist.</w:t>
       </w:r>
-      <w:r>
-        <w:rPr>
-          <w:rFonts w:ascii="Bahnschrift Light" w:eastAsia="Calibri" w:hAnsi="Bahnschrift Light" w:cs="Calibri"/>
-          <w:color w:val="000000" w:themeColor="text1"/>
-          <w:sz w:val="19"/>
-          <w:szCs w:val="19"/>
-        </w:rPr>
-        <w:t>,</w:t>
-      </w:r>
-      <w:r>
-        <w:rPr>
-          <w:rFonts w:ascii="Bahnschrift Light" w:eastAsia="Calibri" w:hAnsi="Bahnschrift Light" w:cs="Calibri"/>
-          <w:color w:val="000000" w:themeColor="text1"/>
-          <w:sz w:val="19"/>
-          <w:szCs w:val="19"/>
-        </w:rPr>
-        <w:t xml:space="preserve"> but the underlying parameter breakdown (in the spreadsheet) should be checked against what actually matters most for the startup's specific stage and sector before making a final choice.</w:t>
-      </w:r>
+    </w:p>
+    <w:p>
+      <w:pPr>
+        <w:spacing w:before="40" w:after="80"/>
+        <w:rPr>
+          <w:rFonts w:ascii="Bahnschrift Light" w:hAnsi="Bahnschrift Light"/>
+          <w:color w:val="000000" w:themeColor="text1"/>
+        </w:rPr>
+      </w:pPr>
     </w:p>
     <w:sectPr>
       <w:pgSz w:w="12240" w:h="15840"/>
@@ -6851,7 +6671,6 @@
   <w:style w:type="character" w:default="1" w:styleId="DefaultParagraphFont">
     <w:name w:val="Default Paragraph Font"/>
     <w:uiPriority w:val="1"/>
-    <w:semiHidden/>
     <w:unhideWhenUsed/>
   </w:style>
   <w:style w:type="table" w:default="1" w:styleId="TableNormal">
